--- a/Relatório Projeto Integrador II (Análise e Desenvolvimento de Sistemas).docx
+++ b/Relatório Projeto Integrador II (Análise e Desenvolvimento de Sistemas).docx
@@ -952,12 +952,12 @@
           <wp:inline distB="114300" distT="114300" distL="114300" distR="114300">
             <wp:extent cx="6004504" cy="2863211"/>
             <wp:effectExtent b="0" l="0" r="0" t="0"/>
-            <wp:docPr id="9" name="image3.jpg"/>
+            <wp:docPr id="9" name="image1.jpg"/>
             <a:graphic>
               <a:graphicData uri="http://schemas.openxmlformats.org/drawingml/2006/picture">
                 <pic:pic>
                   <pic:nvPicPr>
-                    <pic:cNvPr id="0" name="image3.jpg"/>
+                    <pic:cNvPr id="0" name="image1.jpg"/>
                     <pic:cNvPicPr preferRelativeResize="0"/>
                   </pic:nvPicPr>
                   <pic:blipFill>
@@ -1044,12 +1044,12 @@
           <wp:inline distB="114300" distT="114300" distL="114300" distR="114300">
             <wp:extent cx="5618325" cy="3152228"/>
             <wp:effectExtent b="0" l="0" r="0" t="0"/>
-            <wp:docPr id="1" name="image1.jpg"/>
+            <wp:docPr id="1" name="image5.jpg"/>
             <a:graphic>
               <a:graphicData uri="http://schemas.openxmlformats.org/drawingml/2006/picture">
                 <pic:pic>
                   <pic:nvPicPr>
-                    <pic:cNvPr id="0" name="image1.jpg"/>
+                    <pic:cNvPr id="0" name="image5.jpg"/>
                     <pic:cNvPicPr preferRelativeResize="0"/>
                   </pic:nvPicPr>
                   <pic:blipFill>
@@ -1158,12 +1158,12 @@
           <wp:inline distB="114300" distT="114300" distL="114300" distR="114300">
             <wp:extent cx="5731200" cy="2959100"/>
             <wp:effectExtent b="0" l="0" r="0" t="0"/>
-            <wp:docPr id="5" name="image7.jpg"/>
+            <wp:docPr id="5" name="image8.jpg"/>
             <a:graphic>
               <a:graphicData uri="http://schemas.openxmlformats.org/drawingml/2006/picture">
                 <pic:pic>
                   <pic:nvPicPr>
-                    <pic:cNvPr id="0" name="image7.jpg"/>
+                    <pic:cNvPr id="0" name="image8.jpg"/>
                     <pic:cNvPicPr preferRelativeResize="0"/>
                   </pic:nvPicPr>
                   <pic:blipFill>
@@ -1285,12 +1285,12 @@
           <wp:inline distB="114300" distT="114300" distL="114300" distR="114300">
             <wp:extent cx="2637176" cy="3664286"/>
             <wp:effectExtent b="0" l="0" r="0" t="0"/>
-            <wp:docPr id="2" name="image8.jpg"/>
+            <wp:docPr id="2" name="image3.jpg"/>
             <a:graphic>
               <a:graphicData uri="http://schemas.openxmlformats.org/drawingml/2006/picture">
                 <pic:pic>
                   <pic:nvPicPr>
-                    <pic:cNvPr id="0" name="image8.jpg"/>
+                    <pic:cNvPr id="0" name="image3.jpg"/>
                     <pic:cNvPicPr preferRelativeResize="0"/>
                   </pic:nvPicPr>
                   <pic:blipFill>
@@ -1579,6 +1579,119 @@
     </w:p>
     <w:p>
       <w:pPr>
+        <w:jc w:val="both"/>
+        <w:rPr/>
+      </w:pPr>
+      <w:r>
+        <w:rPr>
+          <w:b w:val="1"/>
+          <w:bCs w:val="1"/>
+          <w:rtl w:val="0"/>
+        </w:rPr>
+        <w:t xml:space="preserve">Repositório GitHub:</w:t>
+      </w:r>
+      <w:r>
+        <w:rPr>
+          <w:rtl w:val="0"/>
+        </w:rPr>
+        <w:t xml:space="preserve"> </w:t>
+      </w:r>
+      <w:hyperlink r:id="rId10">
+        <w:r>
+          <w:rPr>
+            <w:color w:val="1155cc"/>
+            <w:u w:val="single"/>
+            <w:rtl w:val="0"/>
+          </w:rPr>
+          <w:t xml:space="preserve">https://github.com/roland-LaSalle/Projeto_Integrador_II</w:t>
+        </w:r>
+      </w:hyperlink>
+      <w:r>
+        <w:rPr>
+          <w:rtl w:val="0"/>
+        </w:rPr>
+      </w:r>
+    </w:p>
+    <w:p>
+      <w:pPr>
+        <w:jc w:val="both"/>
+        <w:rPr/>
+      </w:pPr>
+      <w:r>
+        <w:rPr>
+          <w:rtl w:val="0"/>
+        </w:rPr>
+        <w:t xml:space="preserve">Usuário GitHub: roland-LaSalle</w:t>
+      </w:r>
+    </w:p>
+    <w:p>
+      <w:pPr>
+        <w:jc w:val="both"/>
+        <w:rPr/>
+      </w:pPr>
+      <w:r>
+        <w:rPr>
+          <w:rtl w:val="0"/>
+        </w:rPr>
+      </w:r>
+    </w:p>
+    <w:p>
+      <w:pPr>
+        <w:rPr/>
+      </w:pPr>
+      <w:r>
+        <w:rPr>
+          <w:b w:val="1"/>
+          <w:bCs w:val="1"/>
+          <w:rtl w:val="0"/>
+        </w:rPr>
+        <w:t xml:space="preserve">Pasta Google Drive:</w:t>
+      </w:r>
+      <w:r>
+        <w:rPr>
+          <w:rtl w:val="0"/>
+        </w:rPr>
+        <w:t xml:space="preserve"> </w:t>
+      </w:r>
+      <w:hyperlink r:id="rId11">
+        <w:r>
+          <w:rPr>
+            <w:color w:val="1155cc"/>
+            <w:u w:val="single"/>
+            <w:rtl w:val="0"/>
+          </w:rPr>
+          <w:t xml:space="preserve">https://drive.google.com/drive/folders/1CHRH0LGrC6QEJSNoiRZOQHKu501pawpz?usp=drive_link</w:t>
+        </w:r>
+      </w:hyperlink>
+      <w:r>
+        <w:rPr>
+          <w:rtl w:val="0"/>
+        </w:rPr>
+      </w:r>
+    </w:p>
+    <w:p>
+      <w:pPr>
+        <w:rPr/>
+      </w:pPr>
+      <w:r>
+        <w:rPr>
+          <w:rtl w:val="0"/>
+        </w:rPr>
+      </w:r>
+    </w:p>
+    <w:p>
+      <w:pPr>
+        <w:jc w:val="both"/>
+        <w:rPr/>
+      </w:pPr>
+      <w:r>
+        <w:rPr>
+          <w:rtl w:val="0"/>
+        </w:rPr>
+      </w:r>
+    </w:p>
+    <w:p>
+      <w:pPr>
         <w:jc w:val="center"/>
         <w:rPr/>
       </w:pPr>
@@ -1588,16 +1701,16 @@
           <wp:inline distB="114300" distT="114300" distL="114300" distR="114300">
             <wp:extent cx="5919193" cy="2659187"/>
             <wp:effectExtent b="0" l="0" r="0" t="0"/>
-            <wp:docPr id="4" name="image2.png"/>
+            <wp:docPr id="4" name="image4.png"/>
             <a:graphic>
               <a:graphicData uri="http://schemas.openxmlformats.org/drawingml/2006/picture">
                 <pic:pic>
                   <pic:nvPicPr>
-                    <pic:cNvPr id="0" name="image2.png"/>
+                    <pic:cNvPr id="0" name="image4.png"/>
                     <pic:cNvPicPr preferRelativeResize="0"/>
                   </pic:nvPicPr>
                   <pic:blipFill>
-                    <a:blip r:embed="rId10"/>
+                    <a:blip r:embed="rId12"/>
                     <a:srcRect b="0" l="0" r="0" t="0"/>
                     <a:stretch>
                       <a:fillRect/>
@@ -1658,16 +1771,16 @@
           <wp:inline distB="114300" distT="114300" distL="114300" distR="114300">
             <wp:extent cx="4847945" cy="5087350"/>
             <wp:effectExtent b="0" l="0" r="0" t="0"/>
-            <wp:docPr id="7" name="image6.png"/>
+            <wp:docPr id="7" name="image9.png"/>
             <a:graphic>
               <a:graphicData uri="http://schemas.openxmlformats.org/drawingml/2006/picture">
                 <pic:pic>
                   <pic:nvPicPr>
-                    <pic:cNvPr id="0" name="image6.png"/>
+                    <pic:cNvPr id="0" name="image9.png"/>
                     <pic:cNvPicPr preferRelativeResize="0"/>
                   </pic:nvPicPr>
                   <pic:blipFill>
-                    <a:blip r:embed="rId11"/>
+                    <a:blip r:embed="rId13"/>
                     <a:srcRect b="0" l="0" r="0" t="0"/>
                     <a:stretch>
                       <a:fillRect/>
@@ -1728,16 +1841,16 @@
           <wp:inline distB="114300" distT="114300" distL="114300" distR="114300">
             <wp:extent cx="5205413" cy="3389571"/>
             <wp:effectExtent b="0" l="0" r="0" t="0"/>
-            <wp:docPr id="3" name="image4.png"/>
+            <wp:docPr id="3" name="image7.png"/>
             <a:graphic>
               <a:graphicData uri="http://schemas.openxmlformats.org/drawingml/2006/picture">
                 <pic:pic>
                   <pic:nvPicPr>
-                    <pic:cNvPr id="0" name="image4.png"/>
+                    <pic:cNvPr id="0" name="image7.png"/>
                     <pic:cNvPicPr preferRelativeResize="0"/>
                   </pic:nvPicPr>
                   <pic:blipFill>
-                    <a:blip r:embed="rId12"/>
+                    <a:blip r:embed="rId14"/>
                     <a:srcRect b="0" l="0" r="0" t="0"/>
                     <a:stretch>
                       <a:fillRect/>
@@ -1866,16 +1979,16 @@
           <wp:inline distB="114300" distT="114300" distL="114300" distR="114300">
             <wp:extent cx="5731200" cy="2476500"/>
             <wp:effectExtent b="0" l="0" r="0" t="0"/>
-            <wp:docPr id="6" name="image9.jpg"/>
+            <wp:docPr id="6" name="image2.jpg"/>
             <a:graphic>
               <a:graphicData uri="http://schemas.openxmlformats.org/drawingml/2006/picture">
                 <pic:pic>
                   <pic:nvPicPr>
-                    <pic:cNvPr id="0" name="image9.jpg"/>
+                    <pic:cNvPr id="0" name="image2.jpg"/>
                     <pic:cNvPicPr preferRelativeResize="0"/>
                   </pic:nvPicPr>
                   <pic:blipFill>
-                    <a:blip r:embed="rId13"/>
+                    <a:blip r:embed="rId15"/>
                     <a:srcRect b="0" l="0" r="0" t="0"/>
                     <a:stretch>
                       <a:fillRect/>
@@ -1958,16 +2071,16 @@
           <wp:inline distB="114300" distT="114300" distL="114300" distR="114300">
             <wp:extent cx="5731200" cy="3213100"/>
             <wp:effectExtent b="0" l="0" r="0" t="0"/>
-            <wp:docPr id="8" name="image5.jpg"/>
+            <wp:docPr id="8" name="image6.jpg"/>
             <a:graphic>
               <a:graphicData uri="http://schemas.openxmlformats.org/drawingml/2006/picture">
                 <pic:pic>
                   <pic:nvPicPr>
-                    <pic:cNvPr id="0" name="image5.jpg"/>
+                    <pic:cNvPr id="0" name="image6.jpg"/>
                     <pic:cNvPicPr preferRelativeResize="0"/>
                   </pic:nvPicPr>
                   <pic:blipFill>
-                    <a:blip r:embed="rId14"/>
+                    <a:blip r:embed="rId16"/>
                     <a:srcRect b="0" l="0" r="0" t="0"/>
                     <a:stretch>
                       <a:fillRect/>
